--- a/examples/measurement-huodegan/paper.docx
+++ b/examples/measurement-huodegan/paper.docx
@@ -33,7 +33,7 @@
         <w:rPr>
           <w:rFonts w:hint="eastAsia"/>
         </w:rPr>
-        <w:t xml:space="preserve">「获得感」被界定为民众从民生公共服务中实际得到之后的感受，而全国性调查里常用来测它的，是受访者对「我国目前公共服务总体」充足、均衡、便利、普惠程度的评价。本文用中国综合社会调查</w:t>
+        <w:t xml:space="preserve">“获得感”被界定为民众从民生公共服务中实际得到之后的感受，而全国性调查里常用来测它的，是受访者对“我国目前公共服务总体”充足、均衡、便利、普惠程度的评价。本文用中国综合社会调查</w:t>
       </w:r>
       <w:r>
         <w:t xml:space="preserve"> 2013 </w:t>
@@ -78,7 +78,7 @@
         <w:rPr>
           <w:rFonts w:hint="eastAsia"/>
         </w:rPr>
-        <w:t xml:space="preserve">0.053，精度不足以与公平感区分。这一对比不只是「主观效标对客观效标」：换一个同为五级自评、</w:t>
+        <w:t xml:space="preserve">0.053，精度不足以与公平感区分。这一对比不只是“主观效标对客观效标”：换一个同为五级自评、</w:t>
       </w:r>
       <w:r>
         <w:rPr>
@@ -153,22 +153,25 @@
         <w:rPr>
           <w:rFonts w:hint="eastAsia"/>
         </w:rPr>
-        <w:t xml:space="preserve">「让人民群众有更多获得感」提出之后，获得感很快成为评价民生政策的常用尺度。它与幸福感、满意度的区别被反复强调：获得感落脚在「得到」，是建立在客观获得之上、对客观获得的主观感受</w:t>
-      </w:r>
-      <w:r>
-        <w:t xml:space="preserve"> </w:t>
-      </w:r>
-      <w:r>
-        <w:rPr>
-          <w:rFonts w:hint="eastAsia"/>
-        </w:rPr>
-        <w:t xml:space="preserve">(阳义南)</w:t>
-      </w:r>
-      <w:r>
-        <w:rPr>
-          <w:rFonts w:hint="eastAsia"/>
-        </w:rPr>
-        <w:t xml:space="preserve">。这一界定决定了测量应当指向个人——指向「我从教育、医疗、社会保障中得到了什么」。</w:t>
+        <w:t xml:space="preserve">“让人民群众有更多获得感”提出之后，获得感很快成为评价民生政策的常用尺度。它与幸福感、满意度的区别被反复强调：获得感落脚在“得到”，是建立在客观获得之上、对客观获得的主观感受</w:t>
+      </w:r>
+      <w:r>
+        <w:t xml:space="preserve"> </w:t>
+      </w:r>
+      <w:r>
+        <w:rPr>
+          <w:rFonts w:hint="eastAsia"/>
+        </w:rPr>
+        <w:t xml:space="preserve">(阳义南,</w:t>
+      </w:r>
+      <w:r>
+        <w:t xml:space="preserve"> 2018)</w:t>
+      </w:r>
+      <w:r>
+        <w:rPr>
+          <w:rFonts w:hint="eastAsia"/>
+        </w:rPr>
+        <w:t xml:space="preserve">。这一界定决定了测量应当指向个人——指向“我从教育、医疗、社会保障中得到了什么”。</w:t>
       </w:r>
     </w:p>
     <w:p>
@@ -188,6 +191,9 @@
         <w:t xml:space="preserve">阳义南</w:t>
       </w:r>
       <w:r>
+        <w:t xml:space="preserve"> (2018)</w:t>
+      </w:r>
+      <w:r>
         <w:t xml:space="preserve"> </w:t>
       </w:r>
       <w:r>
@@ -203,7 +209,7 @@
         <w:rPr>
           <w:rFonts w:hint="eastAsia"/>
         </w:rPr>
-        <w:t xml:space="preserve">年数据，以受访者对「我国目前公共服务总体上」资源充足、分布均衡、获取便利、普惠程度的四道评价题作为获得感的指标，得到单一因子，并据此比较省份与人群。这四道题评价的对象是国家的公共服务体系，而不是受访者本人得到的服务。两者的差别并非措辞之争：政治心理学早已区分对社会整体状况的评价与对自身处境的评价，前者受政治态度与一般信念的牵引，后者才与个人的实际所得相连。公共管理中关于公民满意度的研究也表明，主观评价与客观供给往往对不上，评价受期望与参照点的左右</w:t>
+        <w:t xml:space="preserve">年数据，以受访者对“我国目前公共服务总体上”资源充足、分布均衡、获取便利、普惠程度的四道评价题作为获得感的指标，得到单一因子，并据此比较省份与人群。这四道题评价的对象是国家的公共服务体系，而不是受访者本人得到的服务。两者的差别并非措辞之争：政治心理学早已区分对社会整体状况的评价与对自身处境的评价，前者受政治态度与一般信念的牵引，后者才与个人的实际所得相连。公共管理中关于公民满意度的研究也表明，主观评价与客观供给往往对不上，评价受期望与参照点的左右</w:t>
       </w:r>
       <w:r>
         <w:t xml:space="preserve"> </w:t>
@@ -224,7 +230,7 @@
         <w:rPr>
           <w:rFonts w:hint="eastAsia"/>
         </w:rPr>
-        <w:t xml:space="preserve">。如果获得感量表测到的主要是对社会整体的判断，那么以它比较人群、评估政策，得出的就不是「谁得到得多」，而是「谁对社会看法更正面」。</w:t>
+        <w:t xml:space="preserve">。如果获得感量表测到的主要是对社会整体的判断，那么以它比较人群、评估政策，得出的就不是“谁得到得多”，而是“谁对社会看法更正面”。</w:t>
       </w:r>
     </w:p>
     <w:p>
@@ -235,7 +241,7 @@
         <w:rPr>
           <w:rFonts w:hint="eastAsia"/>
         </w:rPr>
-        <w:t xml:space="preserve">本文检验的正是这一点：这套四题量表更接近自我取向的「得到」，还是社会取向的整体判断。检验不涉及因果，而是测量效度中的效标关联与区分证据——量表分与本人实际获得（参保、收入）的关联，对比它与社会公平感这一社会取向判断的关联；再以已知组的逻辑检查分领域评价题能否分辨参保与未参保的人。</w:t>
+        <w:t xml:space="preserve">本文检验的正是这一点：这套四题量表更接近自我取向的“得到”，还是社会取向的整体判断。检验不涉及因果，而是测量效度中的效标关联与区分证据——量表分与本人实际获得（参保、收入）的关联，对比它与社会公平感这一社会取向判断的关联；再以已知组的逻辑检查分领域评价题能否分辨参保与未参保的人。</w:t>
       </w:r>
     </w:p>
     <w:p>
@@ -255,7 +261,10 @@
         <w:rPr>
           <w:rFonts w:hint="eastAsia"/>
         </w:rPr>
-        <w:t xml:space="preserve">(阳义南)</w:t>
+        <w:t xml:space="preserve">(阳义南,</w:t>
+      </w:r>
+      <w:r>
+        <w:t xml:space="preserve"> 2018)</w:t>
       </w:r>
       <w:r>
         <w:rPr>
@@ -327,7 +336,10 @@
         <w:rPr>
           <w:rFonts w:hint="eastAsia"/>
         </w:rPr>
-        <w:t xml:space="preserve">(阳义南)</w:t>
+        <w:t xml:space="preserve">(阳义南,</w:t>
+      </w:r>
+      <w:r>
+        <w:t xml:space="preserve"> 2018)</w:t>
       </w:r>
       <w:r>
         <w:rPr>
@@ -342,7 +354,19 @@
         <w:rPr>
           <w:rFonts w:hint="eastAsia"/>
         </w:rPr>
-        <w:t xml:space="preserve">(王艳丽)</w:t>
+        <w:t xml:space="preserve">(王艳丽</w:t>
+      </w:r>
+      <w:r>
+        <w:t xml:space="preserve"> </w:t>
+      </w:r>
+      <w:r>
+        <w:rPr>
+          <w:rFonts w:hint="eastAsia"/>
+        </w:rPr>
+        <w:t xml:space="preserve">等,</w:t>
+      </w:r>
+      <w:r>
+        <w:t xml:space="preserve"> 2021)</w:t>
       </w:r>
       <w:r>
         <w:rPr>
@@ -354,7 +378,22 @@
         <w:t xml:space="preserve"> </w:t>
       </w:r>
       <w:r>
-        <w:t xml:space="preserve">([NO AUTHOR])</w:t>
+        <w:rPr>
+          <w:rFonts w:hint="eastAsia"/>
+        </w:rPr>
+        <w:t xml:space="preserve">(谭旭运</w:t>
+      </w:r>
+      <w:r>
+        <w:t xml:space="preserve"> </w:t>
+      </w:r>
+      <w:r>
+        <w:rPr>
+          <w:rFonts w:hint="eastAsia"/>
+        </w:rPr>
+        <w:t xml:space="preserve">等,</w:t>
+      </w:r>
+      <w:r>
+        <w:t xml:space="preserve"> 2018)</w:t>
       </w:r>
       <w:r>
         <w:rPr>
@@ -383,13 +422,16 @@
         <w:t xml:space="preserve">阳义南</w:t>
       </w:r>
       <w:r>
-        <w:t xml:space="preserve"> </w:t>
-      </w:r>
-      <w:r>
-        <w:rPr>
-          <w:rFonts w:hint="eastAsia"/>
-        </w:rPr>
-        <w:t xml:space="preserve">最为系统。该研究批评早先的测量把「获得」与「获得感」混为一谈，主张用多指标潜变量测后者，选中的正是上述四道总体评价题；而作为「获得」一侧的八个领域评分，同样是受访者的主观打分。这一设计留下两处未检验的地方：总体题是否指向个人，以及同一受访者两组主观评价之间的关联有多少来自共同的作答倾向。</w:t>
+        <w:t xml:space="preserve"> (2018)</w:t>
+      </w:r>
+      <w:r>
+        <w:t xml:space="preserve"> </w:t>
+      </w:r>
+      <w:r>
+        <w:rPr>
+          <w:rFonts w:hint="eastAsia"/>
+        </w:rPr>
+        <w:t xml:space="preserve">最为系统。该研究批评早先的测量把“获得”与“获得感”混为一谈，主张用多指标潜变量测后者，选中的正是上述四道总体评价题；而作为“获得”一侧的八个领域评分，同样是受访者的主观打分。这一设计留下两处未检验的地方：总体题是否指向个人，以及同一受访者两组主观评价之间的关联有多少来自共同的作答倾向。</w:t>
       </w:r>
     </w:p>
     <w:bookmarkEnd w:id="11"/>
@@ -455,7 +497,10 @@
         <w:rPr>
           <w:rFonts w:hint="eastAsia"/>
         </w:rPr>
-        <w:t xml:space="preserve">等)</w:t>
+        <w:t xml:space="preserve">等,</w:t>
+      </w:r>
+      <w:r>
+        <w:t xml:space="preserve"> 2018)</w:t>
       </w:r>
       <w:r>
         <w:t xml:space="preserve">。</w:t>
@@ -523,7 +568,10 @@
         <w:rPr>
           <w:rFonts w:hint="eastAsia"/>
         </w:rPr>
-        <w:t xml:space="preserve">(孙宗锋)</w:t>
+        <w:t xml:space="preserve">(孙宗锋,</w:t>
+      </w:r>
+      <w:r>
+        <w:t xml:space="preserve"> 2018)</w:t>
       </w:r>
       <w:r>
         <w:rPr>
@@ -714,7 +762,7 @@
         <w:rPr>
           <w:rFonts w:hint="eastAsia"/>
         </w:rPr>
-        <w:t xml:space="preserve">。四道题询问受访者对「我国目前公共服务总体上」四个方面的满意程度：资源的充足程度、资源分布的均衡程度、获取的便利程度、普惠性程度，均为</w:t>
+        <w:t xml:space="preserve">。四道题询问受访者对“我国目前公共服务总体上”四个方面的满意程度：资源的充足程度、资源分布的均衡程度、获取的便利程度、普惠性程度，均为</w:t>
       </w:r>
       <w:r>
         <w:t xml:space="preserve"> </w:t>
@@ -751,7 +799,7 @@
         <w:rPr>
           <w:rFonts w:hint="eastAsia"/>
         </w:rPr>
-        <w:t xml:space="preserve">。社会公平感取「总的来说，您认为当今社会公不公平」，1（完全不公平）至</w:t>
+        <w:t xml:space="preserve">。社会公平感取“总的来说，您认为当今社会公不公平”，1（完全不公平）至</w:t>
       </w:r>
       <w:r>
         <w:t xml:space="preserve"> </w:t>
@@ -797,7 +845,7 @@
         <w:rPr>
           <w:rFonts w:hint="eastAsia"/>
         </w:rPr>
-        <w:t xml:space="preserve">0，标签为「不适用」的回答改为缺失；个人</w:t>
+        <w:t xml:space="preserve">0，标签为“不适用”的回答改为缺失；个人</w:t>
       </w:r>
       <w:r>
         <w:t xml:space="preserve"> 2012 </w:t>
@@ -806,7 +854,7 @@
         <w:rPr>
           <w:rFonts w:hint="eastAsia"/>
         </w:rPr>
-        <w:t xml:space="preserve">年总收入取对数（收入加一后取对数），不适用、不知道、拒绝回答以及「高于百万位数」的顶码改为缺失。参保只是「得到」的一个侧面，2013</w:t>
+        <w:t xml:space="preserve">年总收入取对数（收入加一后取对数），不适用、不知道、拒绝回答以及“高于百万位数”的顶码改为缺失。参保只是“得到”的一个侧面，2013</w:t>
       </w:r>
       <w:r>
         <w:t xml:space="preserve"> </w:t>
@@ -834,7 +882,7 @@
         <w:rPr>
           <w:rFonts w:hint="eastAsia"/>
         </w:rPr>
-        <w:t xml:space="preserve">。主观幸福感取「总的来说，您觉得您的生活是否幸福」，1–5。用它检验量表是否只是一般的积极作答倾向。</w:t>
+        <w:t xml:space="preserve">。主观幸福感取“总的来说，您觉得您的生活是否幸福”，1–5。用它检验量表是否只是一般的积极作答倾向。</w:t>
       </w:r>
     </w:p>
     <w:p>
@@ -853,7 +901,7 @@
         <w:rPr>
           <w:rFonts w:hint="eastAsia"/>
         </w:rPr>
-        <w:t xml:space="preserve">。领域评价取受访者对社会保障与公共文化体育两个领域的满意度（0–100）。「至少参加一项基本社会保险」为</w:t>
+        <w:t xml:space="preserve">。领域评价取受访者对社会保障与公共文化体育两个领域的满意度（0–100）。“至少参加一项基本社会保险”为</w:t>
       </w:r>
       <w:r>
         <w:t xml:space="preserve"> </w:t>
@@ -920,16 +968,16 @@
         <w:rPr>
           <w:rFonts w:hint="eastAsia"/>
         </w:rPr>
-        <w:t xml:space="preserve">0，学历「其他」改为缺失）；农业户籍出身（农业户口与「居民户口（以前是农业户口）」为</w:t>
-      </w:r>
-      <w:r>
-        <w:t xml:space="preserve"> </w:t>
-      </w:r>
-      <w:r>
-        <w:rPr>
-          <w:rFonts w:hint="eastAsia"/>
-        </w:rPr>
-        <w:t xml:space="preserve">1，非农、蓝印、「居民户口（以前是非农业户口）」、军籍为</w:t>
+        <w:t xml:space="preserve">0，学历“其他”改为缺失）；农业户籍出身（农业户口与“居民户口（以前是农业户口）”为</w:t>
+      </w:r>
+      <w:r>
+        <w:t xml:space="preserve"> </w:t>
+      </w:r>
+      <w:r>
+        <w:rPr>
+          <w:rFonts w:hint="eastAsia"/>
+        </w:rPr>
+        <w:t xml:space="preserve">1，非农、蓝印、“居民户口（以前是非农业户口）”、军籍为</w:t>
       </w:r>
       <w:r>
         <w:t xml:space="preserve"> </w:t>
@@ -984,17 +1032,18 @@
     <w:tbl>
       <w:tblPr>
         <w:tblStyle w:val="Table"/>
-        <w:tblW w:type="auto" w:w="0"/>
+        <w:tblW w:type="pct" w:w="5000"/>
+        <w:tblLayout w:type="fixed"/>
         <w:tblLook w:firstRow="1" w:lastRow="0" w:firstColumn="0" w:lastColumn="0" w:noHBand="0" w:noVBand="0" w:val="0020"/>
         <w:tblCaption w:val="表 1　描述统计"/>
       </w:tblPr>
       <w:tblGrid>
-        <w:gridCol w:w="1320"/>
-        <w:gridCol w:w="1320"/>
-        <w:gridCol w:w="1320"/>
-        <w:gridCol w:w="1320"/>
-        <w:gridCol w:w="1320"/>
-        <w:gridCol w:w="1320"/>
+        <w:gridCol w:w="1033"/>
+        <w:gridCol w:w="1377"/>
+        <w:gridCol w:w="1377"/>
+        <w:gridCol w:w="1377"/>
+        <w:gridCol w:w="1377"/>
+        <w:gridCol w:w="1377"/>
       </w:tblGrid>
       <w:tr>
         <w:trPr>
@@ -2206,7 +2255,7 @@
         <w:rPr>
           <w:rFonts w:hint="eastAsia"/>
         </w:rPr>
-        <w:t xml:space="preserve">的五级自评，参照层次是本人家庭而非社会整体，用作同格式的个人参照效标）；去掉「分布均衡」「普惠程度」两道公平语义题之后、只由「资源充足」与「获取便利」合成的量表；以及「两个已知组领域都作答」的指示变量。三列的构造式与缺失码处理与上文各列相同。</w:t>
+        <w:t xml:space="preserve">的五级自评，参照层次是本人家庭而非社会整体，用作同格式的个人参照效标）；去掉“分布均衡”“普惠程度”两道公平语义题之后、只由“资源充足”与“获取便利”合成的量表；以及“两个已知组领域都作答”的指示变量。三列的构造式与缺失码处理与上文各列相同。</w:t>
       </w:r>
     </w:p>
     <w:p>
@@ -2515,15 +2564,16 @@
     <w:tbl>
       <w:tblPr>
         <w:tblStyle w:val="Table"/>
-        <w:tblW w:type="auto" w:w="0"/>
+        <w:tblW w:type="pct" w:w="5000"/>
+        <w:tblLayout w:type="fixed"/>
         <w:tblLook w:firstRow="1" w:lastRow="0" w:firstColumn="0" w:lastColumn="0" w:noHBand="0" w:noVBand="0" w:val="0020"/>
         <w:tblCaption w:val="表 2　获得感量表的效标关联（加权最小二乘，省份固定效应）"/>
       </w:tblPr>
       <w:tblGrid>
-        <w:gridCol w:w="1980"/>
-        <w:gridCol w:w="1980"/>
-        <w:gridCol w:w="1980"/>
-        <w:gridCol w:w="1980"/>
+        <w:gridCol w:w="1584"/>
+        <w:gridCol w:w="2112"/>
+        <w:gridCol w:w="2112"/>
+        <w:gridCol w:w="2112"/>
       </w:tblGrid>
       <w:tr>
         <w:trPr>
@@ -3665,13 +3715,16 @@
         <w:rPr>
           <w:rFonts w:hint="eastAsia"/>
         </w:rPr>
-        <w:t xml:space="preserve">(阳义南)</w:t>
-      </w:r>
-      <w:r>
-        <w:rPr>
-          <w:rFonts w:hint="eastAsia"/>
-        </w:rPr>
-        <w:t xml:space="preserve">。但本文未检验量表在学历、户籍群体间的测量等价，这两个差别既可能是评价的真实差别，也可能是不同群体对同一刻度的理解不同，不宜解读为某一群体「获得更多」。</w:t>
+        <w:t xml:space="preserve">(阳义南,</w:t>
+      </w:r>
+      <w:r>
+        <w:t xml:space="preserve"> 2018)</w:t>
+      </w:r>
+      <w:r>
+        <w:rPr>
+          <w:rFonts w:hint="eastAsia"/>
+        </w:rPr>
+        <w:t xml:space="preserve">。但本文未检验量表在学历、户籍群体间的测量等价，这两个差别既可能是评价的真实差别，也可能是不同群体对同一刻度的理解不同，不宜解读为某一群体“获得更多”。</w:t>
       </w:r>
     </w:p>
     <w:bookmarkEnd w:id="22"/>
@@ -3695,7 +3748,7 @@
         <w:rPr>
           <w:rFonts w:hint="eastAsia"/>
         </w:rPr>
-        <w:t xml:space="preserve">上一节的对比有一处要害：公平感是五级自评，参保与收入是客观变量，两者不只在「指向社会还是指向个人」上不同，也在「主观还是客观」上不同。若量表与公平感的关联只是同一受访者对两道同格式自评题的共同作答倾向，上面那个对比就说明不了任何关于指向的事。四项检查一起回答这一条。</w:t>
+        <w:t xml:space="preserve">上一节的对比有一处要害：公平感是五级自评，参保与收入是客观变量，两者不只在“指向社会还是指向个人”上不同，也在“主观还是客观”上不同。若量表与公平感的关联只是同一受访者对两道同格式自评题的共同作答倾向，上面那个对比就说明不了任何关于指向的事。四项检查一起回答这一条。</w:t>
       </w:r>
     </w:p>
     <w:p>
@@ -3714,7 +3767,7 @@
         <w:rPr>
           <w:rFonts w:hint="eastAsia"/>
         </w:rPr>
-        <w:t xml:space="preserve">「您家的家庭经济状况在所在地属于哪一档」与量表、与公平感是同一种五级自评，</w:t>
+        <w:t xml:space="preserve">“您家的家庭经济状况在所在地属于哪一档”与量表、与公平感是同一种五级自评，</w:t>
       </w:r>
       <w:r>
         <w:rPr>
@@ -3814,7 +3867,7 @@
         <w:rPr>
           <w:rFonts w:hint="eastAsia"/>
         </w:rPr>
-        <w:t xml:space="preserve">公平感有可能位于「个人所得</w:t>
+        <w:t xml:space="preserve">公平感有可能位于“个人所得</w:t>
       </w:r>
       <w:r>
         <w:t xml:space="preserve"> → </w:t>
@@ -3832,7 +3885,7 @@
         <w:rPr>
           <w:rFonts w:hint="eastAsia"/>
         </w:rPr>
-        <w:t xml:space="preserve">量表」这条链上，那样把它放进等式右边就等于挡住了个人所得那条路。去掉公平感只看参保，系数为</w:t>
+        <w:t xml:space="preserve">量表”这条链上，那样把它放进等式右边就等于挡住了个人所得那条路。去掉公平感只看参保，系数为</w:t>
       </w:r>
       <w:r>
         <w:t xml:space="preserve"> </w:t>
@@ -3883,7 +3936,7 @@
         <w:rPr>
           <w:rFonts w:hint="eastAsia"/>
         </w:rPr>
-        <w:t xml:space="preserve">四题里「分布均衡」与「普惠程度」语义上本身就是公平概念。去掉这两题、只用「资源充足」与「获取便利」重新合成量表，公平感的系数为</w:t>
+        <w:t xml:space="preserve">四题里“分布均衡”与“普惠程度”语义上本身就是公平概念。去掉这两题、只用“资源充足”与“获取便利”重新合成量表，公平感的系数为</w:t>
       </w:r>
       <w:r>
         <w:t xml:space="preserve"> </w:t>
@@ -4021,7 +4074,7 @@
           <w:b/>
           <w:bCs/>
         </w:rPr>
-        <w:t xml:space="preserve">「两者都随本地治理好坏走」解释不了这个关联。</w:t>
+        <w:t xml:space="preserve">“两者都随本地治理好坏走”解释不了这个关联。</w:t>
       </w:r>
     </w:p>
     <w:bookmarkEnd w:id="23"/>
@@ -4087,7 +4140,7 @@
         <w:rPr>
           <w:rFonts w:hint="eastAsia"/>
         </w:rPr>
-        <w:t xml:space="preserve">作为对照，已知组检验看的是分领域评价题。至少参加一项基本社会保险的受访者，对「社会保障」领域的评价与未参保者不同，高出</w:t>
+        <w:t xml:space="preserve">作为对照，已知组检验看的是分领域评价题。至少参加一项基本社会保险的受访者，对“社会保障”领域的评价与未参保者不同，高出</w:t>
       </w:r>
       <w:r>
         <w:t xml:space="preserve"> 3.907 </w:t>
@@ -4205,7 +4258,7 @@
         <w:rPr>
           <w:rFonts w:hint="eastAsia"/>
         </w:rPr>
-        <w:t xml:space="preserve">那需要把两个领域的评分堆进同一个方程、让参保与领域指示相乘，也就是一次分析里有两个结局，本文所用的装置做不到（见「尚未解决的问题」）。因此这一结果只能说：参保者与未参保者在对应领域的评分不同，而在无关领域未能检出差别；</w:t>
+        <w:t xml:space="preserve">那需要把两个领域的评分堆进同一个方程、让参保与领域指示相乘，也就是一次分析里有两个结局，本文所用的装置做不到（见“尚未解决的问题”）。因此这一结果只能说：参保者与未参保者在对应领域的评分不同，而在无关领域未能检出差别；</w:t>
       </w:r>
       <w:r>
         <w:rPr>
@@ -6791,7 +6844,7 @@
       <w:r>
         <w:drawing>
           <wp:inline>
-            <wp:extent cx="4015408" cy="4409915"/>
+            <wp:extent cx="3969535" cy="4409915"/>
             <wp:effectExtent b="0" l="0" r="0" t="0"/>
             <wp:docPr descr="图 2　社会公平感的系数在主规格与各估计设定检验下的点估计与 95% 置信区间" title="" id="27" name="Picture"/>
             <a:graphic>
@@ -6812,7 +6865,7 @@
                   <pic:spPr bwMode="auto">
                     <a:xfrm>
                       <a:off x="0" y="0"/>
-                      <a:ext cx="4015408" cy="4409915"/>
+                      <a:ext cx="3969535" cy="4409915"/>
                     </a:xfrm>
                     <a:prstGeom prst="rect">
                       <a:avLst/>
@@ -6894,7 +6947,7 @@
         <w:rPr>
           <w:rFonts w:hint="eastAsia"/>
         </w:rPr>
-        <w:t xml:space="preserve">以「我国目前公共服务总体」为对象的四道评价题，与社会公平感紧密相关，而与本人是否参保、收入高低的关联未能检出；分领域的评价题在参保者与未参保者之间则有差别。这组证据与「量表更接近社会取向的整体判断」相符，但本文的设计分不开两种解释：一是题目的指向，二是效标类型不同——公平感与量表同为同一受访者、同一格式、同样指涉社会整体的自评，参保与收入则是变异很小的客观变量。题干本身就写着「我国目前公共服务总体上」，这一结果在相当程度上可能是措辞带来的，而不是一项独立于措辞的发现。</w:t>
+        <w:t xml:space="preserve">以“我国目前公共服务总体”为对象的四道评价题，与社会公平感紧密相关，而与本人是否参保、收入高低的关联未能检出；分领域的评价题在参保者与未参保者之间则有差别。这组证据与“量表更接近社会取向的整体判断”相符，但本文的设计分不开两种解释：一是题目的指向，二是效标类型不同——公平感与量表同为同一受访者、同一格式、同样指涉社会整体的自评，参保与收入则是变异很小的客观变量。题干本身就写着“我国目前公共服务总体上”，这一结果在相当程度上可能是措辞带来的，而不是一项独立于措辞的发现。</w:t>
       </w:r>
     </w:p>
     <w:p>
@@ -6905,7 +6958,7 @@
         <w:rPr>
           <w:rFonts w:hint="eastAsia"/>
         </w:rPr>
-        <w:t xml:space="preserve">这对获得感研究有两点含义。其一，在有更好的效度证据之前，基于这套量表的人群比较与省际比较，宜谨慎解读为「对公共服务体系的总体评价」的差别，而不是获得多少的差别。其二，若要测量个人层面的获得，应当使用能对应到具体所得的分领域题，或直接询问本人的使用与受益经历；总体题可以保留，但应作为对体系的评价单独报告。</w:t>
+        <w:t xml:space="preserve">这对获得感研究有两点含义。其一，在有更好的效度证据之前，基于这套量表的人群比较与省际比较，宜谨慎解读为“对公共服务体系的总体评价”的差别，而不是获得多少的差别。其二，若要测量个人层面的获得，应当使用能对应到具体所得的分领域题，或直接询问本人的使用与受益经历；总体题可以保留，但应作为对体系的评价单独报告。</w:t>
       </w:r>
     </w:p>
     <w:bookmarkEnd w:id="31"/>
@@ -7006,7 +7059,7 @@
           <w:b/>
           <w:bCs/>
         </w:rPr>
-        <w:t xml:space="preserve">仍然欠着的是一个同格式的「个人获得」自评</w:t>
+        <w:t xml:space="preserve">仍然欠着的是一个同格式的“个人获得”自评</w:t>
       </w:r>
       <w:r>
         <w:rPr>
@@ -7124,7 +7177,7 @@
         <w:rPr>
           <w:rFonts w:hint="eastAsia"/>
         </w:rPr>
-        <w:t xml:space="preserve">——个人所得那一端的变异本来就小，把低收入、未参保者剔掉会让它更小，于是「与公平感强、与个人所得弱」这个对比有一部分可能是这道筛选造出来的。把缺得最多的两列协变量（个人收入、主观阶层）从方程里去掉、样本回到量表有分者的</w:t>
+        <w:t xml:space="preserve">——个人所得那一端的变异本来就小，把低收入、未参保者剔掉会让它更小，于是“与公平感强、与个人所得弱”这个对比有一部分可能是这道筛选造出来的。把缺得最多的两列协变量（个人收入、主观阶层）从方程里去掉、样本回到量表有分者的</w:t>
       </w:r>
       <w:r>
         <w:t xml:space="preserve"> 5512 </w:t>
@@ -7164,13 +7217,13 @@
           <w:b/>
           <w:bCs/>
         </w:rPr>
-        <w:t xml:space="preserve">真正的检验是以「是否进入样本」为结果跑一个选择方程、据此做逆概率加权重估，本文没有做</w:t>
-      </w:r>
-      <w:r>
-        <w:rPr>
-          <w:rFonts w:hint="eastAsia"/>
-        </w:rPr>
-        <w:t xml:space="preserve">（原因见「尚未解决的问题」）。</w:t>
+        <w:t xml:space="preserve">真正的检验是以“是否进入样本”为结果跑一个选择方程、据此做逆概率加权重估，本文没有做</w:t>
+      </w:r>
+      <w:r>
+        <w:rPr>
+          <w:rFonts w:hint="eastAsia"/>
+        </w:rPr>
+        <w:t xml:space="preserve">（原因见“尚未解决的问题”）。</w:t>
       </w:r>
     </w:p>
     <w:p>
@@ -7221,7 +7274,7 @@
         <w:rPr>
           <w:rFonts w:hint="eastAsia"/>
         </w:rPr>
-        <w:t xml:space="preserve">。所以能说的是「公平感那一端明显更强」，不能说「量表跟个人的事无关」。两项之差没有做正式检验（原因同已知组那一处），因此「一倍半到两倍」这个说法是两个点估计的比值，不是一个带区间的量。</w:t>
+        <w:t xml:space="preserve">。所以能说的是“公平感那一端明显更强”，不能说“量表跟个人的事无关”。两项之差没有做正式检验（原因同已知组那一处），因此“一倍半到两倍”这个说法是两个点估计的比值，不是一个带区间的量。</w:t>
       </w:r>
     </w:p>
     <w:p>
@@ -7240,7 +7293,7 @@
         <w:rPr>
           <w:rFonts w:hint="eastAsia"/>
         </w:rPr>
-        <w:t xml:space="preserve">全部结论都载在答了公共服务题的那半样本上。公平感在全样本都问，原则上可以比较两半在公平感、参保、收入、年龄上的分布；若分卷是按抽样单位或按访问队整群分配的，「随机分卷」就不成立，按抽样单位聚类与省份吸收的前提也随之动摇。本文未做这项比较。</w:t>
+        <w:t xml:space="preserve">全部结论都载在答了公共服务题的那半样本上。公平感在全样本都问，原则上可以比较两半在公平感、参保、收入、年龄上的分布；若分卷是按抽样单位或按访问队整群分配的，“随机分卷”就不成立，按抽样单位聚类与省份吸收的前提也随之动摇。本文未做这项比较。</w:t>
       </w:r>
     </w:p>
     <w:p>
@@ -7253,13 +7306,13 @@
           <w:b/>
           <w:bCs/>
         </w:rPr>
-        <w:t xml:space="preserve">收入作为「个人得到」的效标，概念对应并不直接。</w:t>
-      </w:r>
-      <w:r>
-        <w:rPr>
-          <w:rFonts w:hint="eastAsia"/>
-        </w:rPr>
-        <w:t xml:space="preserve">收入是个人的总所得，而量表问的是从公共服务里得到了什么，两者只在「与本人处境相关」这一层上重合。另外零收入者按</w:t>
+        <w:t xml:space="preserve">收入作为“个人得到”的效标，概念对应并不直接。</w:t>
+      </w:r>
+      <w:r>
+        <w:rPr>
+          <w:rFonts w:hint="eastAsia"/>
+        </w:rPr>
+        <w:t xml:space="preserve">收入是个人的总所得，而量表问的是从公共服务里得到了什么，两者只在“与本人处境相关”这一层上重合。另外零收入者按</w:t>
       </w:r>
       <w:r>
         <w:t xml:space="preserve"> ln(0+1)=0 </w:t>
@@ -7383,7 +7436,7 @@
         <w:rPr>
           <w:rFonts w:hint="eastAsia"/>
         </w:rPr>
-        <w:t xml:space="preserve">卷中因收入等变量缺失而未进入分析的受访者，未作插补。测量误差：量表与效标均为自报，已如上述。加工误差：收入的顶码与参保题中编码为「不适用」的回答被改为缺失，这些处理的影响无法在本文中评估。</w:t>
+        <w:t xml:space="preserve">卷中因收入等变量缺失而未进入分析的受访者，未作插补。测量误差：量表与效标均为自报，已如上述。加工误差：收入的顶码与参保题中编码为“不适用”的回答被改为缺失，这些处理的影响无法在本文中评估。</w:t>
       </w:r>
     </w:p>
     <w:p>
@@ -7402,7 +7455,7 @@
         <w:rPr>
           <w:rFonts w:hint="eastAsia"/>
         </w:rPr>
-        <w:t xml:space="preserve">。「获得感」是</w:t>
+        <w:t xml:space="preserve">。“获得感”是</w:t>
       </w:r>
       <w:r>
         <w:t xml:space="preserve"> 2015 </w:t>
@@ -7411,7 +7464,7 @@
         <w:rPr>
           <w:rFonts w:hint="eastAsia"/>
         </w:rPr>
-        <w:t xml:space="preserve">年后才出现的概念，本文使用的结构化学术数据库几乎不收录这一主题的中文期刊论文，以「获得感」为检索词的命中接近于零；中文文献因此来自作者对开放全文的网页检索（九篇，按题目下载后导入），不是系统性检索，结果不可完全复现，这一构念的中文文献层在本文中是不完整的。这批中文文献的题录信息来自全文首页，未经权威数据库核实。英文文献检索到的关键研究中，多数只读到摘要，作者自陈的方法局限可能因此遗漏。</w:t>
+        <w:t xml:space="preserve">年后才出现的概念，本文使用的结构化学术数据库几乎不收录这一主题的中文期刊论文，以“获得感”为检索词的命中接近于零；中文文献因此来自作者对开放全文的网页检索（九篇，按题目下载后导入），不是系统性检索，结果不可完全复现，这一构念的中文文献层在本文中是不完整的。这批中文文献的题录信息来自全文首页，未经权威数据库核实。英文文献检索到的关键研究中，多数只读到摘要，作者自陈的方法局限可能因此遗漏。</w:t>
       </w:r>
     </w:p>
     <w:bookmarkEnd w:id="32"/>
@@ -7457,16 +7510,16 @@
         <w:rPr>
           <w:rFonts w:hint="eastAsia"/>
         </w:rPr>
-        <w:t xml:space="preserve">第三，缺一个非公平类的社会取向效标。本文已报告不含公平感的模型，也已逐题比较并去掉两道公平语义题重估，两项都不改变结论；但「社会取向」这一端目前只由社会公平感一道题承担。对政府的一般信任、对经济形势的评价这类平行效标，CGSS2013</w:t>
-      </w:r>
-      <w:r>
-        <w:t xml:space="preserve"> </w:t>
-      </w:r>
-      <w:r>
-        <w:rPr>
-          <w:rFonts w:hint="eastAsia"/>
-        </w:rPr>
-        <w:t xml:space="preserve">里没有可用的题（只有「中央政府的环境保护工作」这类单领域评价）。同样，用来跟它对照的个人相对剥夺题（如「过去一年是否受到不公平对待」）这份数据也没有。</w:t>
+        <w:t xml:space="preserve">第三，缺一个非公平类的社会取向效标。本文已报告不含公平感的模型，也已逐题比较并去掉两道公平语义题重估，两项都不改变结论；但“社会取向”这一端目前只由社会公平感一道题承担。对政府的一般信任、对经济形势的评价这类平行效标，CGSS2013</w:t>
+      </w:r>
+      <w:r>
+        <w:t xml:space="preserve"> </w:t>
+      </w:r>
+      <w:r>
+        <w:rPr>
+          <w:rFonts w:hint="eastAsia"/>
+        </w:rPr>
+        <w:t xml:space="preserve">里没有可用的题（只有“中央政府的环境保护工作”这类单领域评价）。同样，用来跟它对照的个人相对剥夺题（如“过去一年是否受到不公平对待”）这份数据也没有。</w:t>
       </w:r>
     </w:p>
     <w:p>
@@ -7502,7 +7555,7 @@
         <w:rPr>
           <w:rFonts w:hint="eastAsia"/>
         </w:rPr>
-        <w:t xml:space="preserve">第五，分卷是否随机没有检验。全部结论载在答了公共服务题的那半样本上，而公平感在全样本都问，原则上可以比较两半的分布；若分卷按抽样单位整群分配，「随机分卷」与按抽样单位聚类的前提都要重议。本文未做。</w:t>
+        <w:t xml:space="preserve">第五，分卷是否随机没有检验。全部结论载在答了公共服务题的那半样本上，而公平感在全样本都问，原则上可以比较两半的分布；若分卷按抽样单位整群分配，“随机分卷”与按抽样单位聚类的前提都要重议。本文未做。</w:t>
       </w:r>
     </w:p>
     <w:p>
@@ -7513,7 +7566,7 @@
         <w:rPr>
           <w:rFonts w:hint="eastAsia"/>
         </w:rPr>
-        <w:t xml:space="preserve">第六，样本损耗只做了描述，没做选择方程。损耗的分解与「保留</w:t>
+        <w:t xml:space="preserve">第六，样本损耗只做了描述，没做选择方程。损耗的分解与“保留</w:t>
       </w:r>
       <w:r>
         <w:t xml:space="preserve"> vs </w:t>
@@ -7522,7 +7575,7 @@
         <w:rPr>
           <w:rFonts w:hint="eastAsia"/>
         </w:rPr>
-        <w:t xml:space="preserve">被剔」的对照已在局限里逐项给出，也做了把样本放回量表有分者的重估；但真正的检验是以「是否进入估计样本」为结果跑一个选择方程、据此做逆概率加权重估。这需要在同一次分析里换一种估计量，</w:t>
+        <w:t xml:space="preserve">被剔”的对照已在局限里逐项给出，也做了把样本放回量表有分者的重估；但真正的检验是以“是否进入估计样本”为结果跑一个选择方程、据此做逆概率加权重估。这需要在同一次分析里换一种估计量，</w:t>
       </w:r>
       <w:r>
         <w:rPr>
@@ -7547,7 +7600,7 @@
         <w:rPr>
           <w:rFonts w:hint="eastAsia"/>
         </w:rPr>
-        <w:t xml:space="preserve">第七，同格式的「个人获得」自评。本文用「家庭经济状况在所在地属于哪一档」作了同格式、个人参照的对照，它排除了「主观对客观」这一替代解释；但它问的是相对位置，不是「从公共服务里得到了什么」。要把「题目指向」这件事坐实，需要一道与量表同格式、直接问本人所得的题，CGSS2013</w:t>
+        <w:t xml:space="preserve">第七，同格式的“个人获得”自评。本文用“家庭经济状况在所在地属于哪一档”作了同格式、个人参照的对照，它排除了“主观对客观”这一替代解释；但它问的是相对位置，不是“从公共服务里得到了什么”。要把“题目指向”这件事坐实，需要一道与量表同格式、直接问本人所得的题，CGSS2013</w:t>
       </w:r>
       <w:r>
         <w:t xml:space="preserve"> </w:t>
@@ -7581,7 +7634,7 @@
         <w:rPr>
           <w:rFonts w:hint="eastAsia"/>
         </w:rPr>
-        <w:t xml:space="preserve">以「我国目前公共服务总体」为对象的获得感量表，与社会公平感的关联强，与本人参保与收入的关联未能检出；分领域的评价题在参保者与未参保者之间有差别，但检验精度有限。「主观效标对客观效标」这个替代解释可以排除：在对等的规格上，同为五级自评、只把参照层次换成自己家的效标与量表的关联明显更弱（0.049</w:t>
+        <w:t xml:space="preserve">以“我国目前公共服务总体”为对象的获得感量表，与社会公平感的关联强，与本人参保与收入的关联未能检出；分领域的评价题在参保者与未参保者之间有差别，但检验精度有限。“主观效标对客观效标”这个替代解释可以排除：在对等的规格上，同为五级自评、只把参照层次换成自己家的效标与量表的关联明显更弱（0.049</w:t>
       </w:r>
       <w:r>
         <w:t xml:space="preserve"> </w:t>
@@ -7642,7 +7695,7 @@
       </w:r>
     </w:p>
     <w:bookmarkEnd w:id="35"/>
-    <w:bookmarkStart w:id="58" w:name="参考文献"/>
+    <w:bookmarkStart w:id="59" w:name="参考文献"/>
     <w:p>
       <w:pPr>
         <w:pStyle w:val="Heading2"/>
@@ -7654,14 +7707,14 @@
         <w:t xml:space="preserve">参考文献</w:t>
       </w:r>
     </w:p>
-    <w:bookmarkStart w:id="57" w:name="refs"/>
+    <w:bookmarkStart w:id="58" w:name="refs"/>
     <w:bookmarkStart w:id="37" w:name="ref-ref_W3121823266"/>
     <w:p>
       <w:pPr>
         <w:pStyle w:val="Bibliography"/>
       </w:pPr>
       <w:r>
-        <w:t xml:space="preserve">JILKE S, MEULEMAN B, WALLE S V de, 2015. We need to compare, but how? Measurement Equivalence in Comparative Public Administration[J/OL]. EUR Research Repository (Erasmus University Rotterdam). DOI:</w:t>
+        <w:t xml:space="preserve">JILKE S, MEULEMAN B, WALLE S V de, 2015. We need to compare, but how? Measurement Equivalence in Comparative Public Administration[J/OL]. Public Administration Review, 75(1): 36-48. DOI:</w:t>
       </w:r>
       <w:hyperlink r:id="rId36">
         <w:r>
@@ -7676,31 +7729,15 @@
       </w:r>
     </w:p>
     <w:bookmarkEnd w:id="37"/>
-    <w:bookmarkStart w:id="38" w:name="ref-ref_pdf_ab405928a6"/>
+    <w:bookmarkStart w:id="39" w:name="ref-ref_W2318613154"/>
     <w:p>
       <w:pPr>
         <w:pStyle w:val="Bibliography"/>
       </w:pPr>
       <w:r>
-        <w:t xml:space="preserve">[NO AUTHOR]. [UNVERIFIED] </w:t>
-      </w:r>
-      <w:r>
-        <w:rPr>
-          <w:rFonts w:hint="eastAsia"/>
-        </w:rPr>
-        <w:t xml:space="preserve">青年人获得感现状及其影响因素[J].</w:t>
-      </w:r>
-    </w:p>
-    <w:bookmarkEnd w:id="38"/>
-    <w:bookmarkStart w:id="40" w:name="ref-ref_W2318613154"/>
-    <w:p>
-      <w:pPr>
-        <w:pStyle w:val="Bibliography"/>
-      </w:pPr>
-      <w:r>
         <w:t xml:space="preserve">PARKS R B, 1984. Linking Objective and Subjective Measures of Performance[J/OL]. Public Administration Review, 44(2): 118. DOI:</w:t>
       </w:r>
-      <w:hyperlink r:id="rId39">
+      <w:hyperlink r:id="rId38">
         <w:r>
           <w:rPr>
             <w:rStyle w:val="Hyperlink"/>
@@ -7712,8 +7749,8 @@
         <w:t xml:space="preserve">.</w:t>
       </w:r>
     </w:p>
-    <w:bookmarkEnd w:id="40"/>
-    <w:bookmarkStart w:id="42" w:name="ref-ref_W2099121055"/>
+    <w:bookmarkEnd w:id="39"/>
+    <w:bookmarkStart w:id="41" w:name="ref-ref_W2099121055"/>
     <w:p>
       <w:pPr>
         <w:pStyle w:val="Bibliography"/>
@@ -7721,7 +7758,7 @@
       <w:r>
         <w:t xml:space="preserve">RYZIN G G V, 2004. Expectations, performance, and citizen satisfaction with urban services[J/OL]. Journal of Policy Analysis and Management, 23(3): 433-448. DOI:</w:t>
       </w:r>
-      <w:hyperlink r:id="rId41">
+      <w:hyperlink r:id="rId40">
         <w:r>
           <w:rPr>
             <w:rStyle w:val="Hyperlink"/>
@@ -7733,8 +7770,8 @@
         <w:t xml:space="preserve">.</w:t>
       </w:r>
     </w:p>
-    <w:bookmarkEnd w:id="42"/>
-    <w:bookmarkStart w:id="44" w:name="ref-ref_W1552948054"/>
+    <w:bookmarkEnd w:id="41"/>
+    <w:bookmarkStart w:id="43" w:name="ref-ref_W1552948054"/>
     <w:p>
       <w:pPr>
         <w:pStyle w:val="Bibliography"/>
@@ -7742,7 +7779,7 @@
       <w:r>
         <w:t xml:space="preserve">RYZIN G G V, 2013. An Experimental Test of the Expectancy-Disconfirmation Theory of Citizen Satisfaction[J/OL]. Journal of Policy Analysis and Management, 32(3): 597-614. DOI:</w:t>
       </w:r>
-      <w:hyperlink r:id="rId43">
+      <w:hyperlink r:id="rId42">
         <w:r>
           <w:rPr>
             <w:rStyle w:val="Hyperlink"/>
@@ -7754,8 +7791,8 @@
         <w:t xml:space="preserve">.</w:t>
       </w:r>
     </w:p>
-    <w:bookmarkEnd w:id="44"/>
-    <w:bookmarkStart w:id="46" w:name="ref-ref_W2325462834"/>
+    <w:bookmarkEnd w:id="43"/>
+    <w:bookmarkStart w:id="45" w:name="ref-ref_W2325462834"/>
     <w:p>
       <w:pPr>
         <w:pStyle w:val="Bibliography"/>
@@ -7763,7 +7800,7 @@
       <w:r>
         <w:t xml:space="preserve">STIPAK B, 1979. Citizen Satisfaction with Urban Services: Potential Misuse as a Performance Indicator[J/OL]. Public Administration Review, 39(1): 46. DOI:</w:t>
       </w:r>
-      <w:hyperlink r:id="rId45">
+      <w:hyperlink r:id="rId44">
         <w:r>
           <w:rPr>
             <w:rStyle w:val="Hyperlink"/>
@@ -7775,8 +7812,8 @@
         <w:t xml:space="preserve">.</w:t>
       </w:r>
     </w:p>
-    <w:bookmarkEnd w:id="46"/>
-    <w:bookmarkStart w:id="48" w:name="ref-ref_W4414995288"/>
+    <w:bookmarkEnd w:id="45"/>
+    <w:bookmarkStart w:id="47" w:name="ref-ref_W4414995288"/>
     <w:p>
       <w:pPr>
         <w:pStyle w:val="Bibliography"/>
@@ -7793,7 +7830,7 @@
       <w:r>
         <w:t xml:space="preserve"> 2025. The difference in social welfare between urban and rural areas and the reform of the household registration system: evidence based on the satisfaction of Chinese residents[J/OL]. Cogent Social Sciences, 11(1). DOI:</w:t>
       </w:r>
-      <w:hyperlink r:id="rId47">
+      <w:hyperlink r:id="rId46">
         <w:r>
           <w:rPr>
             <w:rStyle w:val="Hyperlink"/>
@@ -7805,8 +7842,8 @@
         <w:t xml:space="preserve">.</w:t>
       </w:r>
     </w:p>
-    <w:bookmarkEnd w:id="48"/>
-    <w:bookmarkStart w:id="50" w:name="ref-ref_W3131176495"/>
+    <w:bookmarkEnd w:id="47"/>
+    <w:bookmarkStart w:id="49" w:name="ref-ref_W3131176495"/>
     <w:p>
       <w:pPr>
         <w:pStyle w:val="Bibliography"/>
@@ -7823,7 +7860,7 @@
       <w:r>
         <w:t xml:space="preserve"> 2021. The Expectancy‐Disconfirmation Model and Citizen Satisfaction with Public Services: A Meta‐analysis and an Agenda for Best Practice[J/OL]. Public Administration Review, 82(1): 147-159. DOI:</w:t>
       </w:r>
-      <w:hyperlink r:id="rId49">
+      <w:hyperlink r:id="rId48">
         <w:r>
           <w:rPr>
             <w:rStyle w:val="Hyperlink"/>
@@ -7835,8 +7872,8 @@
         <w:t xml:space="preserve">.</w:t>
       </w:r>
     </w:p>
-    <w:bookmarkEnd w:id="50"/>
-    <w:bookmarkStart w:id="52" w:name="ref-ref_W3169292159"/>
+    <w:bookmarkEnd w:id="49"/>
+    <w:bookmarkStart w:id="51" w:name="ref-ref_W3169292159"/>
     <w:p>
       <w:pPr>
         <w:pStyle w:val="Bibliography"/>
@@ -7853,7 +7890,7 @@
       <w:r>
         <w:t xml:space="preserve"> 2021. Social Class Identity, Public Service Satisfaction, and Happiness of Residents: The Mediating Role of Social Trust[J/OL]. Frontiers in Psychology, 12: 659657. DOI:</w:t>
       </w:r>
-      <w:hyperlink r:id="rId51">
+      <w:hyperlink r:id="rId50">
         <w:r>
           <w:rPr>
             <w:rStyle w:val="Hyperlink"/>
@@ -7865,8 +7902,42 @@
         <w:t xml:space="preserve">.</w:t>
       </w:r>
     </w:p>
+    <w:bookmarkEnd w:id="51"/>
+    <w:bookmarkStart w:id="52" w:name="ref-ref_pdf_0e6fa13ffa"/>
+    <w:p>
+      <w:pPr>
+        <w:pStyle w:val="Bibliography"/>
+      </w:pPr>
+      <w:r>
+        <w:rPr>
+          <w:rFonts w:hint="eastAsia"/>
+        </w:rPr>
+        <w:t xml:space="preserve">孙宗锋,</w:t>
+      </w:r>
+      <w:r>
+        <w:t xml:space="preserve"> 2018. </w:t>
+      </w:r>
+      <w:r>
+        <w:rPr>
+          <w:rFonts w:hint="eastAsia"/>
+        </w:rPr>
+        <w:t xml:space="preserve">城市公共服务满意度影响因素再探究——锚定场景法的应用[J].</w:t>
+      </w:r>
+      <w:r>
+        <w:t xml:space="preserve"> </w:t>
+      </w:r>
+      <w:r>
+        <w:rPr>
+          <w:rFonts w:hint="eastAsia"/>
+        </w:rPr>
+        <w:t xml:space="preserve">公共行政评论(5):</w:t>
+      </w:r>
+      <w:r>
+        <w:t xml:space="preserve"> 3-27.</w:t>
+      </w:r>
+    </w:p>
     <w:bookmarkEnd w:id="52"/>
-    <w:bookmarkStart w:id="53" w:name="ref-ref_pdf_0e6fa13ffa"/>
+    <w:bookmarkStart w:id="53" w:name="ref-ref_pdf_3c727359a5"/>
     <w:p>
       <w:pPr>
         <w:pStyle w:val="Bibliography"/>
@@ -7875,20 +7946,41 @@
         <w:rPr>
           <w:rFonts w:hint="eastAsia"/>
         </w:rPr>
-        <w:t xml:space="preserve">孙宗锋.</w:t>
-      </w:r>
-      <w:r>
-        <w:t xml:space="preserve"> [UNVERIFIED] </w:t>
-      </w:r>
-      <w:r>
-        <w:rPr>
-          <w:rFonts w:hint="eastAsia"/>
-        </w:rPr>
-        <w:t xml:space="preserve">城市公共服务满意度影响因素再探究[J].</w:t>
+        <w:t xml:space="preserve">王艳丽,</w:t>
+      </w:r>
+      <w:r>
+        <w:t xml:space="preserve"> </w:t>
+      </w:r>
+      <w:r>
+        <w:rPr>
+          <w:rFonts w:hint="eastAsia"/>
+        </w:rPr>
+        <w:t xml:space="preserve">陈红,</w:t>
+      </w:r>
+      <w:r>
+        <w:t xml:space="preserve"> 2021. </w:t>
+      </w:r>
+      <w:r>
+        <w:rPr>
+          <w:rFonts w:hint="eastAsia"/>
+        </w:rPr>
+        <w:t xml:space="preserve">城市社区居民获得感量表的编制[J].</w:t>
+      </w:r>
+      <w:r>
+        <w:t xml:space="preserve"> </w:t>
+      </w:r>
+      <w:r>
+        <w:rPr>
+          <w:rFonts w:hint="eastAsia"/>
+        </w:rPr>
+        <w:t xml:space="preserve">心理与行为研究,</w:t>
+      </w:r>
+      <w:r>
+        <w:t xml:space="preserve"> 19(5): 665-670.</w:t>
       </w:r>
     </w:p>
     <w:bookmarkEnd w:id="53"/>
-    <w:bookmarkStart w:id="54" w:name="ref-ref_pdf_3c727359a5"/>
+    <w:bookmarkStart w:id="55" w:name="ref-ref_pdf_ab405928a6"/>
     <w:p>
       <w:pPr>
         <w:pStyle w:val="Bibliography"/>
@@ -7897,20 +7989,70 @@
         <w:rPr>
           <w:rFonts w:hint="eastAsia"/>
         </w:rPr>
-        <w:t xml:space="preserve">王艳丽.</w:t>
-      </w:r>
-      <w:r>
-        <w:t xml:space="preserve"> [UNVERIFIED] </w:t>
-      </w:r>
-      <w:r>
-        <w:rPr>
-          <w:rFonts w:hint="eastAsia"/>
-        </w:rPr>
-        <w:t xml:space="preserve">大量研究发现获得感的增加有助于提升个体[J].</w:t>
-      </w:r>
-    </w:p>
-    <w:bookmarkEnd w:id="54"/>
-    <w:bookmarkStart w:id="55" w:name="ref-ref_pdf_383ebcdb36"/>
+        <w:t xml:space="preserve">谭旭运,</w:t>
+      </w:r>
+      <w:r>
+        <w:t xml:space="preserve"> </w:t>
+      </w:r>
+      <w:r>
+        <w:rPr>
+          <w:rFonts w:hint="eastAsia"/>
+        </w:rPr>
+        <w:t xml:space="preserve">张若玉,</w:t>
+      </w:r>
+      <w:r>
+        <w:t xml:space="preserve"> </w:t>
+      </w:r>
+      <w:r>
+        <w:rPr>
+          <w:rFonts w:hint="eastAsia"/>
+        </w:rPr>
+        <w:t xml:space="preserve">董洪杰,</w:t>
+      </w:r>
+      <w:r>
+        <w:t xml:space="preserve"> </w:t>
+      </w:r>
+      <w:r>
+        <w:rPr>
+          <w:rFonts w:hint="eastAsia"/>
+        </w:rPr>
+        <w:t xml:space="preserve">等,</w:t>
+      </w:r>
+      <w:r>
+        <w:t xml:space="preserve"> 2018. </w:t>
+      </w:r>
+      <w:r>
+        <w:rPr>
+          <w:rFonts w:hint="eastAsia"/>
+        </w:rPr>
+        <w:t xml:space="preserve">青年人获得感现状及其影响因素[J/OL].</w:t>
+      </w:r>
+      <w:r>
+        <w:t xml:space="preserve"> </w:t>
+      </w:r>
+      <w:r>
+        <w:rPr>
+          <w:rFonts w:hint="eastAsia"/>
+        </w:rPr>
+        <w:t xml:space="preserve">中国青年研究(10):</w:t>
+      </w:r>
+      <w:r>
+        <w:t xml:space="preserve"> 49-57. DOI:</w:t>
+      </w:r>
+      <w:hyperlink r:id="rId54">
+        <w:r>
+          <w:rPr>
+            <w:rStyle w:val="Hyperlink"/>
+          </w:rPr>
+          <w:t xml:space="preserve">10.19633/j.cnki.11-2579/d.2018.0159</w:t>
+        </w:r>
+      </w:hyperlink>
+      <w:r>
+        <w:t xml:space="preserve">.</w:t>
+      </w:r>
+    </w:p>
+    <w:bookmarkEnd w:id="55"/>
+    <w:bookmarkStart w:id="56" w:name="ref-ref_pdf_383ebcdb36"/>
     <w:p>
       <w:pPr>
         <w:pStyle w:val="Bibliography"/>
@@ -7937,20 +8079,32 @@
         <w:rPr>
           <w:rFonts w:hint="eastAsia"/>
         </w:rPr>
-        <w:t xml:space="preserve">周洁.</w:t>
-      </w:r>
-      <w:r>
-        <w:t xml:space="preserve"> [UNVERIFIED] </w:t>
-      </w:r>
-      <w:r>
-        <w:rPr>
-          <w:rFonts w:hint="eastAsia"/>
-        </w:rPr>
-        <w:t xml:space="preserve">行为公共管理学视角下公众的政府满意度:概念、测量及影响因素[J].</w:t>
-      </w:r>
-    </w:p>
-    <w:bookmarkEnd w:id="55"/>
-    <w:bookmarkStart w:id="56" w:name="ref-ref_pdf_46ef9abf2c"/>
+        <w:t xml:space="preserve">周洁,</w:t>
+      </w:r>
+      <w:r>
+        <w:t xml:space="preserve"> 2018. </w:t>
+      </w:r>
+      <w:r>
+        <w:rPr>
+          <w:rFonts w:hint="eastAsia"/>
+        </w:rPr>
+        <w:t xml:space="preserve">行为公共管理学视角下公众的政府满意度：概念、测量及影响因素[J].</w:t>
+      </w:r>
+      <w:r>
+        <w:t xml:space="preserve"> </w:t>
+      </w:r>
+      <w:r>
+        <w:rPr>
+          <w:rFonts w:hint="eastAsia"/>
+        </w:rPr>
+        <w:t xml:space="preserve">公共行政评论(1):</w:t>
+      </w:r>
+      <w:r>
+        <w:t xml:space="preserve"> 62-82.</w:t>
+      </w:r>
+    </w:p>
+    <w:bookmarkEnd w:id="56"/>
+    <w:bookmarkStart w:id="57" w:name="ref-ref_pdf_46ef9abf2c"/>
     <w:p>
       <w:pPr>
         <w:pStyle w:val="Bibliography"/>
@@ -7959,10 +8113,10 @@
         <w:rPr>
           <w:rFonts w:hint="eastAsia"/>
         </w:rPr>
-        <w:t xml:space="preserve">阳义南.</w:t>
-      </w:r>
-      <w:r>
-        <w:t xml:space="preserve"> [UNVERIFIED] </w:t>
+        <w:t xml:space="preserve">阳义南,</w:t>
+      </w:r>
+      <w:r>
+        <w:t xml:space="preserve"> 2018. </w:t>
       </w:r>
       <w:r>
         <w:rPr>
@@ -7977,19 +8131,28 @@
         <w:t xml:space="preserve">“获得感”</w:t>
       </w:r>
       <w:r>
-        <w:t xml:space="preserve">: </w:t>
-      </w:r>
-      <w:r>
-        <w:rPr>
-          <w:rFonts w:hint="eastAsia"/>
-        </w:rPr>
-        <w:t xml:space="preserve">测量与解析[J].</w:t>
-      </w:r>
-    </w:p>
-    <w:bookmarkEnd w:id="56"/>
+        <w:rPr>
+          <w:rFonts w:hint="eastAsia"/>
+        </w:rPr>
+        <w:t xml:space="preserve">：测量与解析——基于MIMIC模型的经验证据[J].</w:t>
+      </w:r>
+      <w:r>
+        <w:t xml:space="preserve"> </w:t>
+      </w:r>
+      <w:r>
+        <w:rPr>
+          <w:rFonts w:hint="eastAsia"/>
+        </w:rPr>
+        <w:t xml:space="preserve">公共行政评论(5):</w:t>
+      </w:r>
+      <w:r>
+        <w:t xml:space="preserve"> 117-137.</w:t>
+      </w:r>
+    </w:p>
     <w:bookmarkEnd w:id="57"/>
     <w:bookmarkEnd w:id="58"/>
-    <w:bookmarkStart w:id="59" w:name="abstract"/>
+    <w:bookmarkEnd w:id="59"/>
+    <w:bookmarkStart w:id="60" w:name="abstract"/>
     <w:p>
       <w:pPr>
         <w:pStyle w:val="Heading2"/>
@@ -8088,7 +8251,7 @@
         <w:t xml:space="preserve">sense of gain; public service evaluation; measurement validity; sociotropic evaluation; Chinese General Social Survey</w:t>
       </w:r>
     </w:p>
-    <w:bookmarkEnd w:id="59"/>
+    <w:bookmarkEnd w:id="60"/>
     <w:sectPr>
       <w:footnotePr>
         <w:numRestart w:val="eachSect"/>
